--- a/documentacao/arquivos/controle-qualidade/LabMedSys - Modulo Controle da Qualidade - Resumo Executivo.docx
+++ b/documentacao/arquivos/controle-qualidade/LabMedSys - Modulo Controle da Qualidade - Resumo Executivo.docx
@@ -50,7 +50,7 @@
         <w:rPr>
           <w:szCs w:val="20"/>
         </w:rPr>
-        <w:t xml:space="preserve"> Resumo para a diretoria, em 30/10/2026 (piloto de 09/10 e rodadas de teste de 23/10 e 28 a 30/10; versão 1.0). O detalhe está no Relatório de Testes, no Dossiê e no registro de defeitos.</w:t>
+        <w:t xml:space="preserve"> Resumo para a diretoria, em 31/10/2026 (piloto de 09/10, rodadas de teste de 23/10 e 28 a 30/10 e verificação das telas fora do menu de 31/10; versão 1.0). O detalhe está no Relatório de Testes, no Dossiê e no registro de defeitos.</w:t>
       </w:r>
     </w:p>
     <w:p>
@@ -191,8 +191,8 @@
         <w:tblLook w:val="04A0" w:firstRow="1" w:lastRow="0" w:firstColumn="1" w:lastColumn="0" w:noHBand="0" w:noVBand="1"/>
       </w:tblPr>
       <w:tblGrid>
-        <w:gridCol w:w="2418"/>
-        <w:gridCol w:w="7213"/>
+        <w:gridCol w:w="2306"/>
+        <w:gridCol w:w="7325"/>
       </w:tblGrid>
       <w:tr>
         <w:trPr>
@@ -201,7 +201,7 @@
         </w:trPr>
         <w:tc>
           <w:tcPr>
-            <w:tcW w:w="2418" w:type="dxa"/>
+            <w:tcW w:w="2306" w:type="dxa"/>
             <w:shd w:val="clear" w:color="auto" w:fill="D9D9D9" w:themeFill="background1" w:themeFillShade="D9"/>
           </w:tcPr>
           <w:p>
@@ -229,7 +229,7 @@
         </w:tc>
         <w:tc>
           <w:tcPr>
-            <w:tcW w:w="7213" w:type="dxa"/>
+            <w:tcW w:w="7325" w:type="dxa"/>
             <w:shd w:val="clear" w:color="auto" w:fill="D9D9D9" w:themeFill="background1" w:themeFillShade="D9"/>
           </w:tcPr>
           <w:p>
@@ -262,7 +262,7 @@
         </w:trPr>
         <w:tc>
           <w:tcPr>
-            <w:tcW w:w="2418" w:type="dxa"/>
+            <w:tcW w:w="2306" w:type="dxa"/>
           </w:tcPr>
           <w:p>
             <w:pPr>
@@ -285,7 +285,7 @@
         </w:tc>
         <w:tc>
           <w:tcPr>
-            <w:tcW w:w="7213" w:type="dxa"/>
+            <w:tcW w:w="7325" w:type="dxa"/>
           </w:tcPr>
           <w:p>
             <w:pPr>
@@ -313,7 +313,7 @@
         </w:trPr>
         <w:tc>
           <w:tcPr>
-            <w:tcW w:w="2418" w:type="dxa"/>
+            <w:tcW w:w="2306" w:type="dxa"/>
           </w:tcPr>
           <w:p>
             <w:pPr>
@@ -336,7 +336,7 @@
         </w:tc>
         <w:tc>
           <w:tcPr>
-            <w:tcW w:w="7213" w:type="dxa"/>
+            <w:tcW w:w="7325" w:type="dxa"/>
           </w:tcPr>
           <w:p>
             <w:pPr>
@@ -355,14 +355,14 @@
                 <w:bCs/>
                 <w:szCs w:val="20"/>
               </w:rPr>
-              <w:t xml:space="preserve">3 execuções</w:t>
+              <w:t xml:space="preserve">4 execuções</w:t>
             </w:r>
             <w:r>
               <w:rPr>
                 <w:sz w:val="18"/>
                 <w:szCs w:val="20"/>
               </w:rPr>
-              <w:t xml:space="preserve">: 122 linhas de resultado na rodada 1 e 95 na rodada 2. Dos 61 casos do plano, </w:t>
+              <w:t xml:space="preserve">: 122 linhas de resultado na rodada 1, 95 na rodada 2 e 2 casos nas telas fora do menu. Dos 63 casos (61 do plano e 2 das telas fora do menu), </w:t>
             </w:r>
             <w:r>
               <w:rPr>
@@ -371,7 +371,7 @@
                 <w:bCs/>
                 <w:szCs w:val="20"/>
               </w:rPr>
-              <w:t xml:space="preserve">48 conclusivos</w:t>
+              <w:t xml:space="preserve">50 conclusivos</w:t>
             </w:r>
             <w:r>
               <w:rPr>
@@ -389,7 +389,7 @@
         </w:trPr>
         <w:tc>
           <w:tcPr>
-            <w:tcW w:w="2418" w:type="dxa"/>
+            <w:tcW w:w="2306" w:type="dxa"/>
           </w:tcPr>
           <w:p>
             <w:pPr>
@@ -412,7 +412,7 @@
         </w:tc>
         <w:tc>
           <w:tcPr>
-            <w:tcW w:w="7213" w:type="dxa"/>
+            <w:tcW w:w="7325" w:type="dxa"/>
           </w:tcPr>
           <w:p>
             <w:pPr>
@@ -431,7 +431,7 @@
                 <w:bCs/>
                 <w:szCs w:val="20"/>
               </w:rPr>
-              <w:t xml:space="preserve">45</w:t>
+              <w:t xml:space="preserve">46</w:t>
             </w:r>
             <w:r>
               <w:rPr>
@@ -454,7 +454,7 @@
                 <w:sz w:val="18"/>
                 <w:szCs w:val="20"/>
               </w:rPr>
-              <w:t xml:space="preserve">, 21 Média e 3 Baixa; 13 de acesso e segurança</w:t>
+              <w:t xml:space="preserve">, 21 Média e 4 Baixa; 13 de acesso e segurança</w:t>
             </w:r>
           </w:p>
         </w:tc>
@@ -465,7 +465,7 @@
         </w:trPr>
         <w:tc>
           <w:tcPr>
-            <w:tcW w:w="2418" w:type="dxa"/>
+            <w:tcW w:w="2306" w:type="dxa"/>
           </w:tcPr>
           <w:p>
             <w:pPr>
@@ -488,7 +488,7 @@
         </w:tc>
         <w:tc>
           <w:tcPr>
-            <w:tcW w:w="7213" w:type="dxa"/>
+            <w:tcW w:w="7325" w:type="dxa"/>
           </w:tcPr>
           <w:p>
             <w:pPr>
@@ -505,7 +505,7 @@
                 <w:sz w:val="18"/>
                 <w:szCs w:val="20"/>
               </w:rPr>
-              <w:t xml:space="preserve">14 com falha grave; 4 funcionam com falhas; 2 bloqueadas no teste; 2 não abrem; 3 protótipos; nenhuma funciona sem defeito</w:t>
+              <w:t xml:space="preserve">14 com falha grave; 4 funcionam com falhas; 3 bloqueadas no teste; 1 não abre; 3 protótipos; nenhuma funciona sem defeito</w:t>
             </w:r>
           </w:p>
         </w:tc>
@@ -516,7 +516,7 @@
         </w:trPr>
         <w:tc>
           <w:tcPr>
-            <w:tcW w:w="2418" w:type="dxa"/>
+            <w:tcW w:w="2306" w:type="dxa"/>
           </w:tcPr>
           <w:p>
             <w:pPr>
@@ -539,7 +539,7 @@
         </w:tc>
         <w:tc>
           <w:tcPr>
-            <w:tcW w:w="7213" w:type="dxa"/>
+            <w:tcW w:w="7325" w:type="dxa"/>
           </w:tcPr>
           <w:p>
             <w:pPr>
@@ -558,14 +558,14 @@
                 <w:bCs/>
                 <w:szCs w:val="20"/>
               </w:rPr>
-              <w:t xml:space="preserve">87</w:t>
+              <w:t xml:space="preserve">88</w:t>
             </w:r>
             <w:r>
               <w:rPr>
                 <w:sz w:val="18"/>
                 <w:szCs w:val="20"/>
               </w:rPr>
-              <w:t xml:space="preserve">, cobrindo os 45 defeitos</w:t>
+              <w:t xml:space="preserve">, cobrindo os 46 defeitos</w:t>
             </w:r>
           </w:p>
         </w:tc>

--- a/documentacao/arquivos/controle-qualidade/LabMedSys - Modulo Controle da Qualidade - Resumo Executivo.docx
+++ b/documentacao/arquivos/controle-qualidade/LabMedSys - Modulo Controle da Qualidade - Resumo Executivo.docx
@@ -28,7 +28,7 @@
           <w:color w:val="595959"/>
           <w:szCs w:val="20"/>
         </w:rPr>
-        <w:t xml:space="preserve">LabMedSys · Módulo Controle da Qualidade · 30/10/2026 · André Nardacci · documento versão 1.0</w:t>
+        <w:t xml:space="preserve">LabMedSys · Módulo Controle da Qualidade · 03/11/2026 · André Nardacci · documento versão 1.1</w:t>
       </w:r>
     </w:p>
     <w:p>
@@ -50,7 +50,7 @@
         <w:rPr>
           <w:szCs w:val="20"/>
         </w:rPr>
-        <w:t xml:space="preserve"> Resumo para a diretoria, em 31/10/2026 (piloto de 09/10, rodadas de teste de 23/10 e 28 a 30/10 e verificação das telas fora do menu de 31/10; versão 1.0). O detalhe está no Relatório de Testes, no Dossiê e no registro de defeitos.</w:t>
+        <w:t xml:space="preserve"> Resumo para a diretoria, em 03/11/2026 (piloto de 09/10, rodadas de teste de 23/10 e 28 a 30/10, verificação das telas fora do menu de 31/10 e reteste da água de 03/11; versão 1.1). O detalhe está no Relatório de Testes, no Dossiê e no registro de defeitos.</w:t>
       </w:r>
     </w:p>
     <w:p>
@@ -191,8 +191,8 @@
         <w:tblLook w:val="04A0" w:firstRow="1" w:lastRow="0" w:firstColumn="1" w:lastColumn="0" w:noHBand="0" w:noVBand="1"/>
       </w:tblPr>
       <w:tblGrid>
-        <w:gridCol w:w="2306"/>
-        <w:gridCol w:w="7325"/>
+        <w:gridCol w:w="2228"/>
+        <w:gridCol w:w="7403"/>
       </w:tblGrid>
       <w:tr>
         <w:trPr>
@@ -201,7 +201,7 @@
         </w:trPr>
         <w:tc>
           <w:tcPr>
-            <w:tcW w:w="2306" w:type="dxa"/>
+            <w:tcW w:w="2228" w:type="dxa"/>
             <w:shd w:val="clear" w:color="auto" w:fill="D9D9D9" w:themeFill="background1" w:themeFillShade="D9"/>
           </w:tcPr>
           <w:p>
@@ -229,7 +229,7 @@
         </w:tc>
         <w:tc>
           <w:tcPr>
-            <w:tcW w:w="7325" w:type="dxa"/>
+            <w:tcW w:w="7403" w:type="dxa"/>
             <w:shd w:val="clear" w:color="auto" w:fill="D9D9D9" w:themeFill="background1" w:themeFillShade="D9"/>
           </w:tcPr>
           <w:p>
@@ -262,7 +262,7 @@
         </w:trPr>
         <w:tc>
           <w:tcPr>
-            <w:tcW w:w="2306" w:type="dxa"/>
+            <w:tcW w:w="2228" w:type="dxa"/>
           </w:tcPr>
           <w:p>
             <w:pPr>
@@ -285,7 +285,7 @@
         </w:tc>
         <w:tc>
           <w:tcPr>
-            <w:tcW w:w="7325" w:type="dxa"/>
+            <w:tcW w:w="7403" w:type="dxa"/>
           </w:tcPr>
           <w:p>
             <w:pPr>
@@ -313,7 +313,7 @@
         </w:trPr>
         <w:tc>
           <w:tcPr>
-            <w:tcW w:w="2306" w:type="dxa"/>
+            <w:tcW w:w="2228" w:type="dxa"/>
           </w:tcPr>
           <w:p>
             <w:pPr>
@@ -336,7 +336,7 @@
         </w:tc>
         <w:tc>
           <w:tcPr>
-            <w:tcW w:w="7325" w:type="dxa"/>
+            <w:tcW w:w="7403" w:type="dxa"/>
           </w:tcPr>
           <w:p>
             <w:pPr>
@@ -355,14 +355,14 @@
                 <w:bCs/>
                 <w:szCs w:val="20"/>
               </w:rPr>
-              <w:t xml:space="preserve">4 execuções</w:t>
+              <w:t xml:space="preserve">5 execuções</w:t>
             </w:r>
             <w:r>
               <w:rPr>
                 <w:sz w:val="18"/>
                 <w:szCs w:val="20"/>
               </w:rPr>
-              <w:t xml:space="preserve">: 122 linhas de resultado na rodada 1, 95 na rodada 2 e 2 casos nas telas fora do menu. Dos 63 casos (61 do plano e 2 das telas fora do menu), </w:t>
+              <w:t xml:space="preserve">: 122 linhas de resultado na rodada 1, 95 na rodada 2, 2 casos nas telas fora do menu e 11 no reteste da água. Dos 63 casos (61 do plano e 2 das telas fora do menu), </w:t>
             </w:r>
             <w:r>
               <w:rPr>
@@ -371,14 +371,14 @@
                 <w:bCs/>
                 <w:szCs w:val="20"/>
               </w:rPr>
-              <w:t xml:space="preserve">50 conclusivos</w:t>
+              <w:t xml:space="preserve">51 conclusivos</w:t>
             </w:r>
             <w:r>
               <w:rPr>
                 <w:sz w:val="18"/>
                 <w:szCs w:val="20"/>
               </w:rPr>
-              <w:t xml:space="preserve">; 13 ficaram bloqueados (estabilidade e água)</w:t>
+              <w:t xml:space="preserve">; 12 ficaram bloqueados (estabilidade, laudo e Produção da água)</w:t>
             </w:r>
           </w:p>
         </w:tc>
@@ -389,7 +389,7 @@
         </w:trPr>
         <w:tc>
           <w:tcPr>
-            <w:tcW w:w="2306" w:type="dxa"/>
+            <w:tcW w:w="2228" w:type="dxa"/>
           </w:tcPr>
           <w:p>
             <w:pPr>
@@ -412,7 +412,7 @@
         </w:tc>
         <w:tc>
           <w:tcPr>
-            <w:tcW w:w="7325" w:type="dxa"/>
+            <w:tcW w:w="7403" w:type="dxa"/>
           </w:tcPr>
           <w:p>
             <w:pPr>
@@ -465,7 +465,7 @@
         </w:trPr>
         <w:tc>
           <w:tcPr>
-            <w:tcW w:w="2306" w:type="dxa"/>
+            <w:tcW w:w="2228" w:type="dxa"/>
           </w:tcPr>
           <w:p>
             <w:pPr>
@@ -488,7 +488,7 @@
         </w:tc>
         <w:tc>
           <w:tcPr>
-            <w:tcW w:w="7325" w:type="dxa"/>
+            <w:tcW w:w="7403" w:type="dxa"/>
           </w:tcPr>
           <w:p>
             <w:pPr>
@@ -516,7 +516,7 @@
         </w:trPr>
         <w:tc>
           <w:tcPr>
-            <w:tcW w:w="2306" w:type="dxa"/>
+            <w:tcW w:w="2228" w:type="dxa"/>
           </w:tcPr>
           <w:p>
             <w:pPr>
@@ -539,7 +539,7 @@
         </w:tc>
         <w:tc>
           <w:tcPr>
-            <w:tcW w:w="7325" w:type="dxa"/>
+            <w:tcW w:w="7403" w:type="dxa"/>
           </w:tcPr>
           <w:p>
             <w:pPr>
@@ -621,8 +621,8 @@
         <w:tblLook w:val="04A0" w:firstRow="1" w:lastRow="0" w:firstColumn="1" w:lastColumn="0" w:noHBand="0" w:noVBand="1"/>
       </w:tblPr>
       <w:tblGrid>
-        <w:gridCol w:w="6336"/>
-        <w:gridCol w:w="3295"/>
+        <w:gridCol w:w="6425"/>
+        <w:gridCol w:w="3206"/>
       </w:tblGrid>
       <w:tr>
         <w:trPr>
@@ -631,7 +631,7 @@
         </w:trPr>
         <w:tc>
           <w:tcPr>
-            <w:tcW w:w="6336" w:type="dxa"/>
+            <w:tcW w:w="6425" w:type="dxa"/>
             <w:shd w:val="clear" w:color="auto" w:fill="D9D9D9" w:themeFill="background1" w:themeFillShade="D9"/>
           </w:tcPr>
           <w:p>
@@ -659,7 +659,7 @@
         </w:tc>
         <w:tc>
           <w:tcPr>
-            <w:tcW w:w="3295" w:type="dxa"/>
+            <w:tcW w:w="3206" w:type="dxa"/>
             <w:shd w:val="clear" w:color="auto" w:fill="D9D9D9" w:themeFill="background1" w:themeFillShade="D9"/>
           </w:tcPr>
           <w:p>
@@ -692,7 +692,7 @@
         </w:trPr>
         <w:tc>
           <w:tcPr>
-            <w:tcW w:w="6336" w:type="dxa"/>
+            <w:tcW w:w="6425" w:type="dxa"/>
           </w:tcPr>
           <w:p>
             <w:pPr>
@@ -724,7 +724,7 @@
         </w:tc>
         <w:tc>
           <w:tcPr>
-            <w:tcW w:w="3295" w:type="dxa"/>
+            <w:tcW w:w="3206" w:type="dxa"/>
           </w:tcPr>
           <w:p>
             <w:pPr>
@@ -752,7 +752,7 @@
         </w:trPr>
         <w:tc>
           <w:tcPr>
-            <w:tcW w:w="6336" w:type="dxa"/>
+            <w:tcW w:w="6425" w:type="dxa"/>
           </w:tcPr>
           <w:p>
             <w:pPr>
@@ -784,7 +784,7 @@
         </w:tc>
         <w:tc>
           <w:tcPr>
-            <w:tcW w:w="3295" w:type="dxa"/>
+            <w:tcW w:w="3206" w:type="dxa"/>
           </w:tcPr>
           <w:p>
             <w:pPr>
@@ -812,7 +812,7 @@
         </w:trPr>
         <w:tc>
           <w:tcPr>
-            <w:tcW w:w="6336" w:type="dxa"/>
+            <w:tcW w:w="6425" w:type="dxa"/>
           </w:tcPr>
           <w:p>
             <w:pPr>
@@ -844,7 +844,7 @@
         </w:tc>
         <w:tc>
           <w:tcPr>
-            <w:tcW w:w="3295" w:type="dxa"/>
+            <w:tcW w:w="3206" w:type="dxa"/>
           </w:tcPr>
           <w:p>
             <w:pPr>
@@ -872,7 +872,7 @@
         </w:trPr>
         <w:tc>
           <w:tcPr>
-            <w:tcW w:w="6336" w:type="dxa"/>
+            <w:tcW w:w="6425" w:type="dxa"/>
           </w:tcPr>
           <w:p>
             <w:pPr>
@@ -904,7 +904,7 @@
         </w:tc>
         <w:tc>
           <w:tcPr>
-            <w:tcW w:w="3295" w:type="dxa"/>
+            <w:tcW w:w="3206" w:type="dxa"/>
           </w:tcPr>
           <w:p>
             <w:pPr>
@@ -932,7 +932,7 @@
         </w:trPr>
         <w:tc>
           <w:tcPr>
-            <w:tcW w:w="6336" w:type="dxa"/>
+            <w:tcW w:w="6425" w:type="dxa"/>
           </w:tcPr>
           <w:p>
             <w:pPr>
@@ -951,20 +951,20 @@
                 <w:bCs/>
                 <w:szCs w:val="20"/>
               </w:rPr>
-              <w:t xml:space="preserve">Água e estabilidade sem como testar:</w:t>
+              <w:t xml:space="preserve">Água e estabilidade sem como concluir:</w:t>
             </w:r>
             <w:r>
               <w:rPr>
                 <w:sz w:val="18"/>
                 <w:szCs w:val="20"/>
               </w:rPr>
-              <w:t xml:space="preserve"> falta uma tabela no banco e nenhum estudo de estabilidade se abre; o resultado de ambiente se perde (DV-CQ-001, 008, 009, 023; DV-EST-074)</w:t>
+              <w:t xml:space="preserve"> depois do ajuste do banco a água programa, mas o resultado digitado não grava e não há laudo; nenhum estudo de estabilidade se abre; o resultado de ambiente também se perde (DV-CQ-001, 008, 009, 023; DV-EST-074)</w:t>
             </w:r>
           </w:p>
         </w:tc>
         <w:tc>
           <w:tcPr>
-            <w:tcW w:w="3295" w:type="dxa"/>
+            <w:tcW w:w="3206" w:type="dxa"/>
           </w:tcPr>
           <w:p>
             <w:pPr>
@@ -992,7 +992,7 @@
         </w:trPr>
         <w:tc>
           <w:tcPr>
-            <w:tcW w:w="6336" w:type="dxa"/>
+            <w:tcW w:w="6425" w:type="dxa"/>
           </w:tcPr>
           <w:p>
             <w:pPr>
@@ -1024,7 +1024,7 @@
         </w:tc>
         <w:tc>
           <w:tcPr>
-            <w:tcW w:w="3295" w:type="dxa"/>
+            <w:tcW w:w="3206" w:type="dxa"/>
           </w:tcPr>
           <w:p>
             <w:pPr>
@@ -1286,7 +1286,7 @@
         <w:rPr>
           <w:szCs w:val="20"/>
         </w:rPr>
-        <w:t xml:space="preserve"> (tabela no banco, estudo que se abre, frequência de coleta, resultado de ambiente que grava).</w:t>
+        <w:t xml:space="preserve"> (projeto de banco igual ao código, estudo que se abre, frequência de coleta, resultado de água e de ambiente que grava).</w:t>
       </w:r>
     </w:p>
     <w:p>
@@ -1389,7 +1389,7 @@
         <w:rPr>
           <w:szCs w:val="20"/>
         </w:rPr>
-        <w:t xml:space="preserve"> a estabilidade inteira, a água, o arrasto da agenda, a gravação sem passar pela tela e o efeito do laudo sobre a Produção. </w:t>
+        <w:t xml:space="preserve"> a estabilidade inteira, o laudo, a etiqueta e a Produção da água (travados pelo resultado que não grava), o arrasto da agenda, a gravação sem passar pela tela e o efeito do laudo sobre a Produção. </w:t>
       </w:r>
       <w:r>
         <w:rPr>
@@ -1403,7 +1403,7 @@
         <w:rPr>
           <w:szCs w:val="20"/>
         </w:rPr>
-        <w:t xml:space="preserve"> quando o DBA criar a tabela de água, o Estoque religar a estabilidade e a data de reanálise, ou a Qualidade responder às 13 perguntas em aberto.</w:t>
+        <w:t xml:space="preserve"> quando o desenvolvimento corrigir a gravação do resultado, o Estoque religar a estabilidade e a data de reanálise, ou a Qualidade responder às 13 perguntas em aberto.</w:t>
       </w:r>
     </w:p>
     <w:p>
